--- a/build/word/00-企画書.docx
+++ b/build/word/00-企画書.docx
@@ -485,7 +485,7 @@
                 <w:color w:val="1F2933"/>
                 <w:sz w:val="19"/>
               </w:rPr>
-              <w:t>公益財団法人修養団（SYD）伊勢青少年研修センター&lt;br&gt;三重県伊勢市宇治今在家町153</w:t>
+              <w:t>公益財団法人修養団（SYD）伊勢青少年研修センター、三重県伊勢市宇治今在家町153</w:t>
             </w:r>
           </w:p>
         </w:tc>
@@ -993,7 +993,7 @@
                 <w:color w:val="1F2933"/>
                 <w:sz w:val="19"/>
               </w:rPr>
-              <w:t>公益財団法人修養団（SYD）伊勢青少年研修センター&lt;br&gt;教育再生いばらき</w:t>
+              <w:t>公益財団法人修養団（SYD）伊勢青少年研修センター、教育再生いばらき</w:t>
             </w:r>
           </w:p>
         </w:tc>
@@ -1041,7 +1041,7 @@
                 <w:color w:val="1F2933"/>
                 <w:sz w:val="19"/>
               </w:rPr>
-              <w:t>名古屋市教育委員会／名古屋市／愛知県／伊勢市</w:t>
+              <w:t>名古屋市教育委員会／名古屋市／愛知県／豊明市／伊勢市</w:t>
             </w:r>
           </w:p>
         </w:tc>
